--- a/docs/game-model/Plan-de-Temporada.docx
+++ b/docs/game-model/Plan-de-Temporada.docx
@@ -1351,7 +1351,7 @@
           <w:left w:val="single" w:color="C79A3C" w:sz="24" w:space="8"/>
         </w:pBdr>
         <w:shd w:fill="F2F5F0" w:val="clear"/>
-        <w:spacing w:after="140" w:before="100" w:line="300"/>
+        <w:spacing w:after="40" w:before="100" w:line="300"/>
         <w:ind w:left="160"/>
         <w:jc w:val="both"/>
       </w:pPr>
@@ -1382,7 +1382,77 @@
           <w:left w:val="single" w:color="C79A3C" w:sz="24" w:space="8"/>
         </w:pBdr>
         <w:shd w:fill="F2F5F0" w:val="clear"/>
-        <w:spacing w:after="140" w:before="100" w:line="300"/>
+        <w:spacing w:after="40" w:line="280"/>
+        <w:ind w:left="160"/>
+        <w:jc w:val="both"/>
+      </w:pPr>
+      <w:r>
+        <w:rPr>
+          <w:rFonts w:ascii="Calibri" w:cs="Calibri" w:eastAsia="Calibri" w:hAnsi="Calibri"/>
+          <w:b/>
+          <w:bCs/>
+          <w:i/>
+          <w:iCs/>
+          <w:color w:val="5A6570"/>
+          <w:sz w:val="18"/>
+          <w:szCs w:val="18"/>
+        </w:rPr>
+        <w:t xml:space="preserve">Sub-subprincipios de esta sesión: </w:t>
+      </w:r>
+      <w:r>
+        <w:rPr>
+          <w:rFonts w:ascii="Calibri" w:cs="Calibri" w:eastAsia="Calibri" w:hAnsi="Calibri"/>
+          <w:i/>
+          <w:iCs/>
+          <w:color w:val="5A6570"/>
+          <w:sz w:val="18"/>
+          <w:szCs w:val="18"/>
+        </w:rPr>
+        <w:t xml:space="preserve">1.1.20–1.1.24 (Defensa organizada, zona Creación Propia/Iniciación); 1.1.3–1.1.4 (Transición defensa-ataque, zona Creación Propia).</w:t>
+      </w:r>
+    </w:p>
+    <w:p>
+      <w:pPr>
+        <w:pBdr>
+          <w:left w:val="single" w:color="C79A3C" w:sz="24" w:space="8"/>
+        </w:pBdr>
+        <w:shd w:fill="F2F5F0" w:val="clear"/>
+        <w:spacing w:after="160" w:line="280"/>
+        <w:ind w:left="160"/>
+        <w:jc w:val="both"/>
+      </w:pPr>
+      <w:r>
+        <w:rPr>
+          <w:rFonts w:ascii="Calibri" w:cs="Calibri" w:eastAsia="Calibri" w:hAnsi="Calibri"/>
+          <w:b/>
+          <w:bCs/>
+          <w:i/>
+          <w:iCs/>
+          <w:color w:val="5A6570"/>
+          <w:sz w:val="18"/>
+          <w:szCs w:val="18"/>
+        </w:rPr>
+        <w:t xml:space="preserve">Habilidades imprescindibles: </w:t>
+      </w:r>
+      <w:r>
+        <w:rPr>
+          <w:rFonts w:ascii="Calibri" w:cs="Calibri" w:eastAsia="Calibri" w:hAnsi="Calibri"/>
+          <w:i/>
+          <w:iCs/>
+          <w:color w:val="5A6570"/>
+          <w:sz w:val="18"/>
+          <w:szCs w:val="18"/>
+        </w:rPr>
+        <w:t xml:space="preserve">Perfilamiento, Anticipación, Temporización, Comunicación. — se reparten entre los dos ejercicios principales de la sesión al construir el microciclo.</w:t>
+      </w:r>
+    </w:p>
+    <w:p>
+      <w:pPr>
+        <w:pBdr>
+          <w:left w:val="single" w:color="C79A3C" w:sz="24" w:space="8"/>
+        </w:pBdr>
+        <w:shd w:fill="F2F5F0" w:val="clear"/>
+        <w:spacing w:after="40" w:before="100" w:line="300"/>
         <w:ind w:left="160"/>
         <w:jc w:val="both"/>
       </w:pPr>
@@ -1404,7 +1474,77 @@
           <w:sz w:val="21"/>
           <w:szCs w:val="21"/>
         </w:rPr>
-        <w:t xml:space="preserve">empezar a desorganizar al rival por dentro; si se pierde el balón, repliegue rápido a bloque medio con basculación, sin arriesgar falta.</w:t>
+        <w:t xml:space="preserve">empezar a desorganizar al rival por dentro; si se pierde el balón, repliegue rápido a bloque de urgencia con basculación, sin arriesgar falta.</w:t>
+      </w:r>
+    </w:p>
+    <w:p>
+      <w:pPr>
+        <w:pBdr>
+          <w:left w:val="single" w:color="C79A3C" w:sz="24" w:space="8"/>
+        </w:pBdr>
+        <w:shd w:fill="F2F5F0" w:val="clear"/>
+        <w:spacing w:after="40" w:line="280"/>
+        <w:ind w:left="160"/>
+        <w:jc w:val="both"/>
+      </w:pPr>
+      <w:r>
+        <w:rPr>
+          <w:rFonts w:ascii="Calibri" w:cs="Calibri" w:eastAsia="Calibri" w:hAnsi="Calibri"/>
+          <w:b/>
+          <w:bCs/>
+          <w:i/>
+          <w:iCs/>
+          <w:color w:val="5A6570"/>
+          <w:sz w:val="18"/>
+          <w:szCs w:val="18"/>
+        </w:rPr>
+        <w:t xml:space="preserve">Sub-subprincipios de esta sesión: </w:t>
+      </w:r>
+      <w:r>
+        <w:rPr>
+          <w:rFonts w:ascii="Calibri" w:cs="Calibri" w:eastAsia="Calibri" w:hAnsi="Calibri"/>
+          <w:i/>
+          <w:iCs/>
+          <w:color w:val="5A6570"/>
+          <w:sz w:val="18"/>
+          <w:szCs w:val="18"/>
+        </w:rPr>
+        <w:t xml:space="preserve">1.1.1–1.1.12 (Ataque organizado, zona Creación Propia/Creación Rival); 1.1.6–1.1.9 (Transición ataque-defensa, zona Creación Propia).</w:t>
+      </w:r>
+    </w:p>
+    <w:p>
+      <w:pPr>
+        <w:pBdr>
+          <w:left w:val="single" w:color="C79A3C" w:sz="24" w:space="8"/>
+        </w:pBdr>
+        <w:shd w:fill="F2F5F0" w:val="clear"/>
+        <w:spacing w:after="160" w:line="280"/>
+        <w:ind w:left="160"/>
+        <w:jc w:val="both"/>
+      </w:pPr>
+      <w:r>
+        <w:rPr>
+          <w:rFonts w:ascii="Calibri" w:cs="Calibri" w:eastAsia="Calibri" w:hAnsi="Calibri"/>
+          <w:b/>
+          <w:bCs/>
+          <w:i/>
+          <w:iCs/>
+          <w:color w:val="5A6570"/>
+          <w:sz w:val="18"/>
+          <w:szCs w:val="18"/>
+        </w:rPr>
+        <w:t xml:space="preserve">Habilidades imprescindibles: </w:t>
+      </w:r>
+      <w:r>
+        <w:rPr>
+          <w:rFonts w:ascii="Calibri" w:cs="Calibri" w:eastAsia="Calibri" w:hAnsi="Calibri"/>
+          <w:i/>
+          <w:iCs/>
+          <w:color w:val="5A6570"/>
+          <w:sz w:val="18"/>
+          <w:szCs w:val="18"/>
+        </w:rPr>
+        <w:t xml:space="preserve">Perfilamiento, Anticipación, Comunicación, Pase, Activación, Temporización, Conducción, Control orientado. — se reparten entre los dos ejercicios principales de la sesión al construir el microciclo.</w:t>
       </w:r>
     </w:p>
     <w:p>
@@ -1431,7 +1571,7 @@
           <w:left w:val="single" w:color="C79A3C" w:sz="24" w:space="8"/>
         </w:pBdr>
         <w:shd w:fill="F2F5F0" w:val="clear"/>
-        <w:spacing w:after="140" w:before="100" w:line="300"/>
+        <w:spacing w:after="40" w:before="100" w:line="300"/>
         <w:ind w:left="160"/>
         <w:jc w:val="both"/>
       </w:pPr>
@@ -1480,7 +1620,7 @@
           <w:left w:val="single" w:color="C79A3C" w:sz="24" w:space="8"/>
         </w:pBdr>
         <w:shd w:fill="F2F5F0" w:val="clear"/>
-        <w:spacing w:after="140" w:before="100" w:line="300"/>
+        <w:spacing w:after="40" w:before="100" w:line="300"/>
         <w:ind w:left="160"/>
         <w:jc w:val="both"/>
       </w:pPr>
@@ -1546,7 +1686,7 @@
           <w:left w:val="single" w:color="C79A3C" w:sz="24" w:space="8"/>
         </w:pBdr>
         <w:shd w:fill="F2F5F0" w:val="clear"/>
-        <w:spacing w:after="140" w:before="100" w:line="300"/>
+        <w:spacing w:after="40" w:before="100" w:line="300"/>
         <w:ind w:left="160"/>
         <w:jc w:val="both"/>
       </w:pPr>
@@ -1577,7 +1717,77 @@
           <w:left w:val="single" w:color="C79A3C" w:sz="24" w:space="8"/>
         </w:pBdr>
         <w:shd w:fill="F2F5F0" w:val="clear"/>
-        <w:spacing w:after="140" w:before="100" w:line="300"/>
+        <w:spacing w:after="40" w:line="280"/>
+        <w:ind w:left="160"/>
+        <w:jc w:val="both"/>
+      </w:pPr>
+      <w:r>
+        <w:rPr>
+          <w:rFonts w:ascii="Calibri" w:cs="Calibri" w:eastAsia="Calibri" w:hAnsi="Calibri"/>
+          <w:b/>
+          <w:bCs/>
+          <w:i/>
+          <w:iCs/>
+          <w:color w:val="5A6570"/>
+          <w:sz w:val="18"/>
+          <w:szCs w:val="18"/>
+        </w:rPr>
+        <w:t xml:space="preserve">Sub-subprincipios de esta sesión: </w:t>
+      </w:r>
+      <w:r>
+        <w:rPr>
+          <w:rFonts w:ascii="Calibri" w:cs="Calibri" w:eastAsia="Calibri" w:hAnsi="Calibri"/>
+          <w:i/>
+          <w:iCs/>
+          <w:color w:val="5A6570"/>
+          <w:sz w:val="18"/>
+          <w:szCs w:val="18"/>
+        </w:rPr>
+        <w:t xml:space="preserve">1.1.11–1.1.19 (Defensa organizada, zona Creación Rival); 1.1.5–1.1.6 (Transición defensa-ataque, zona Creación Rival).</w:t>
+      </w:r>
+    </w:p>
+    <w:p>
+      <w:pPr>
+        <w:pBdr>
+          <w:left w:val="single" w:color="C79A3C" w:sz="24" w:space="8"/>
+        </w:pBdr>
+        <w:shd w:fill="F2F5F0" w:val="clear"/>
+        <w:spacing w:after="160" w:line="280"/>
+        <w:ind w:left="160"/>
+        <w:jc w:val="both"/>
+      </w:pPr>
+      <w:r>
+        <w:rPr>
+          <w:rFonts w:ascii="Calibri" w:cs="Calibri" w:eastAsia="Calibri" w:hAnsi="Calibri"/>
+          <w:b/>
+          <w:bCs/>
+          <w:i/>
+          <w:iCs/>
+          <w:color w:val="5A6570"/>
+          <w:sz w:val="18"/>
+          <w:szCs w:val="18"/>
+        </w:rPr>
+        <w:t xml:space="preserve">Habilidades imprescindibles: </w:t>
+      </w:r>
+      <w:r>
+        <w:rPr>
+          <w:rFonts w:ascii="Calibri" w:cs="Calibri" w:eastAsia="Calibri" w:hAnsi="Calibri"/>
+          <w:i/>
+          <w:iCs/>
+          <w:color w:val="5A6570"/>
+          <w:sz w:val="18"/>
+          <w:szCs w:val="18"/>
+        </w:rPr>
+        <w:t xml:space="preserve">Temporización, Activación, Anticipación, Perfilamiento. — se reparten entre los dos ejercicios principales de la sesión al construir el microciclo.</w:t>
+      </w:r>
+    </w:p>
+    <w:p>
+      <w:pPr>
+        <w:pBdr>
+          <w:left w:val="single" w:color="C79A3C" w:sz="24" w:space="8"/>
+        </w:pBdr>
+        <w:shd w:fill="F2F5F0" w:val="clear"/>
+        <w:spacing w:after="40" w:before="100" w:line="300"/>
         <w:ind w:left="160"/>
         <w:jc w:val="both"/>
       </w:pPr>
@@ -1604,6 +1814,76 @@
     </w:p>
     <w:p>
       <w:pPr>
+        <w:pBdr>
+          <w:left w:val="single" w:color="C79A3C" w:sz="24" w:space="8"/>
+        </w:pBdr>
+        <w:shd w:fill="F2F5F0" w:val="clear"/>
+        <w:spacing w:after="40" w:line="280"/>
+        <w:ind w:left="160"/>
+        <w:jc w:val="both"/>
+      </w:pPr>
+      <w:r>
+        <w:rPr>
+          <w:rFonts w:ascii="Calibri" w:cs="Calibri" w:eastAsia="Calibri" w:hAnsi="Calibri"/>
+          <w:b/>
+          <w:bCs/>
+          <w:i/>
+          <w:iCs/>
+          <w:color w:val="5A6570"/>
+          <w:sz w:val="18"/>
+          <w:szCs w:val="18"/>
+        </w:rPr>
+        <w:t xml:space="preserve">Sub-subprincipios de esta sesión: </w:t>
+      </w:r>
+      <w:r>
+        <w:rPr>
+          <w:rFonts w:ascii="Calibri" w:cs="Calibri" w:eastAsia="Calibri" w:hAnsi="Calibri"/>
+          <w:i/>
+          <w:iCs/>
+          <w:color w:val="5A6570"/>
+          <w:sz w:val="18"/>
+          <w:szCs w:val="18"/>
+        </w:rPr>
+        <w:t xml:space="preserve">1.1.1–1.1.12 (Ataque organizado, zona Creación Propia/Creación Rival); 1.1.2–1.1.5 (Transición ataque-defensa, zona Creación Rival).</w:t>
+      </w:r>
+    </w:p>
+    <w:p>
+      <w:pPr>
+        <w:pBdr>
+          <w:left w:val="single" w:color="C79A3C" w:sz="24" w:space="8"/>
+        </w:pBdr>
+        <w:shd w:fill="F2F5F0" w:val="clear"/>
+        <w:spacing w:after="160" w:line="280"/>
+        <w:ind w:left="160"/>
+        <w:jc w:val="both"/>
+      </w:pPr>
+      <w:r>
+        <w:rPr>
+          <w:rFonts w:ascii="Calibri" w:cs="Calibri" w:eastAsia="Calibri" w:hAnsi="Calibri"/>
+          <w:b/>
+          <w:bCs/>
+          <w:i/>
+          <w:iCs/>
+          <w:color w:val="5A6570"/>
+          <w:sz w:val="18"/>
+          <w:szCs w:val="18"/>
+        </w:rPr>
+        <w:t xml:space="preserve">Habilidades imprescindibles: </w:t>
+      </w:r>
+      <w:r>
+        <w:rPr>
+          <w:rFonts w:ascii="Calibri" w:cs="Calibri" w:eastAsia="Calibri" w:hAnsi="Calibri"/>
+          <w:i/>
+          <w:iCs/>
+          <w:color w:val="5A6570"/>
+          <w:sz w:val="18"/>
+          <w:szCs w:val="18"/>
+        </w:rPr>
+        <w:t xml:space="preserve">Perfilamiento, Anticipación, Comunicación, Pase, Activación, Temporización, Conducción, Control orientado. — se reparten entre los dos ejercicios principales de la sesión al construir el microciclo.</w:t>
+      </w:r>
+    </w:p>
+    <w:p>
+      <w:pPr>
         <w:spacing w:after="60" w:before="160"/>
       </w:pPr>
       <w:r>
@@ -1626,7 +1906,7 @@
           <w:left w:val="single" w:color="C79A3C" w:sz="24" w:space="8"/>
         </w:pBdr>
         <w:shd w:fill="F2F5F0" w:val="clear"/>
-        <w:spacing w:after="140" w:before="100" w:line="300"/>
+        <w:spacing w:after="40" w:before="100" w:line="300"/>
         <w:ind w:left="160"/>
         <w:jc w:val="both"/>
       </w:pPr>
@@ -1675,7 +1955,7 @@
           <w:left w:val="single" w:color="C79A3C" w:sz="24" w:space="8"/>
         </w:pBdr>
         <w:shd w:fill="F2F5F0" w:val="clear"/>
-        <w:spacing w:after="140" w:before="100" w:line="300"/>
+        <w:spacing w:after="40" w:before="100" w:line="300"/>
         <w:ind w:left="160"/>
         <w:jc w:val="both"/>
       </w:pPr>
@@ -1741,7 +2021,7 @@
           <w:left w:val="single" w:color="C79A3C" w:sz="24" w:space="8"/>
         </w:pBdr>
         <w:shd w:fill="F2F5F0" w:val="clear"/>
-        <w:spacing w:after="140" w:before="100" w:line="300"/>
+        <w:spacing w:after="40" w:before="100" w:line="300"/>
         <w:ind w:left="160"/>
         <w:jc w:val="both"/>
       </w:pPr>
@@ -1772,7 +2052,77 @@
           <w:left w:val="single" w:color="C79A3C" w:sz="24" w:space="8"/>
         </w:pBdr>
         <w:shd w:fill="F2F5F0" w:val="clear"/>
-        <w:spacing w:after="140" w:before="100" w:line="300"/>
+        <w:spacing w:after="40" w:line="280"/>
+        <w:ind w:left="160"/>
+        <w:jc w:val="both"/>
+      </w:pPr>
+      <w:r>
+        <w:rPr>
+          <w:rFonts w:ascii="Calibri" w:cs="Calibri" w:eastAsia="Calibri" w:hAnsi="Calibri"/>
+          <w:b/>
+          <w:bCs/>
+          <w:i/>
+          <w:iCs/>
+          <w:color w:val="5A6570"/>
+          <w:sz w:val="18"/>
+          <w:szCs w:val="18"/>
+        </w:rPr>
+        <w:t xml:space="preserve">Sub-subprincipios de esta sesión: </w:t>
+      </w:r>
+      <w:r>
+        <w:rPr>
+          <w:rFonts w:ascii="Calibri" w:cs="Calibri" w:eastAsia="Calibri" w:hAnsi="Calibri"/>
+          <w:i/>
+          <w:iCs/>
+          <w:color w:val="5A6570"/>
+          <w:sz w:val="18"/>
+          <w:szCs w:val="18"/>
+        </w:rPr>
+        <w:t xml:space="preserve">1.1.20–1.1.24 (Defensa organizada — mismos sub-subprincipios de bloque medio, aplicados cuando el bloque retrocede hasta Iniciación); 1.1.1–1.1.2 (Transición defensa-ataque, zona Iniciación).</w:t>
+      </w:r>
+    </w:p>
+    <w:p>
+      <w:pPr>
+        <w:pBdr>
+          <w:left w:val="single" w:color="C79A3C" w:sz="24" w:space="8"/>
+        </w:pBdr>
+        <w:shd w:fill="F2F5F0" w:val="clear"/>
+        <w:spacing w:after="160" w:line="280"/>
+        <w:ind w:left="160"/>
+        <w:jc w:val="both"/>
+      </w:pPr>
+      <w:r>
+        <w:rPr>
+          <w:rFonts w:ascii="Calibri" w:cs="Calibri" w:eastAsia="Calibri" w:hAnsi="Calibri"/>
+          <w:b/>
+          <w:bCs/>
+          <w:i/>
+          <w:iCs/>
+          <w:color w:val="5A6570"/>
+          <w:sz w:val="18"/>
+          <w:szCs w:val="18"/>
+        </w:rPr>
+        <w:t xml:space="preserve">Habilidades imprescindibles: </w:t>
+      </w:r>
+      <w:r>
+        <w:rPr>
+          <w:rFonts w:ascii="Calibri" w:cs="Calibri" w:eastAsia="Calibri" w:hAnsi="Calibri"/>
+          <w:i/>
+          <w:iCs/>
+          <w:color w:val="5A6570"/>
+          <w:sz w:val="18"/>
+          <w:szCs w:val="18"/>
+        </w:rPr>
+        <w:t xml:space="preserve">Perfilamiento, Anticipación, Temporización. — se reparten entre los dos ejercicios principales de la sesión al construir el microciclo.</w:t>
+      </w:r>
+    </w:p>
+    <w:p>
+      <w:pPr>
+        <w:pBdr>
+          <w:left w:val="single" w:color="C79A3C" w:sz="24" w:space="8"/>
+        </w:pBdr>
+        <w:shd w:fill="F2F5F0" w:val="clear"/>
+        <w:spacing w:after="40" w:before="100" w:line="300"/>
         <w:ind w:left="160"/>
         <w:jc w:val="both"/>
       </w:pPr>
@@ -1799,6 +2149,76 @@
     </w:p>
     <w:p>
       <w:pPr>
+        <w:pBdr>
+          <w:left w:val="single" w:color="C79A3C" w:sz="24" w:space="8"/>
+        </w:pBdr>
+        <w:shd w:fill="F2F5F0" w:val="clear"/>
+        <w:spacing w:after="40" w:line="280"/>
+        <w:ind w:left="160"/>
+        <w:jc w:val="both"/>
+      </w:pPr>
+      <w:r>
+        <w:rPr>
+          <w:rFonts w:ascii="Calibri" w:cs="Calibri" w:eastAsia="Calibri" w:hAnsi="Calibri"/>
+          <w:b/>
+          <w:bCs/>
+          <w:i/>
+          <w:iCs/>
+          <w:color w:val="5A6570"/>
+          <w:sz w:val="18"/>
+          <w:szCs w:val="18"/>
+        </w:rPr>
+        <w:t xml:space="preserve">Sub-subprincipios de esta sesión: </w:t>
+      </w:r>
+      <w:r>
+        <w:rPr>
+          <w:rFonts w:ascii="Calibri" w:cs="Calibri" w:eastAsia="Calibri" w:hAnsi="Calibri"/>
+          <w:i/>
+          <w:iCs/>
+          <w:color w:val="5A6570"/>
+          <w:sz w:val="18"/>
+          <w:szCs w:val="18"/>
+        </w:rPr>
+        <w:t xml:space="preserve">1.1.1–1.1.12 (Ataque organizado, condicional — solo si el rival no presiona alto); 1.1.10–1.1.12 (Transición ataque-defensa, zona Iniciación).</w:t>
+      </w:r>
+    </w:p>
+    <w:p>
+      <w:pPr>
+        <w:pBdr>
+          <w:left w:val="single" w:color="C79A3C" w:sz="24" w:space="8"/>
+        </w:pBdr>
+        <w:shd w:fill="F2F5F0" w:val="clear"/>
+        <w:spacing w:after="160" w:line="280"/>
+        <w:ind w:left="160"/>
+        <w:jc w:val="both"/>
+      </w:pPr>
+      <w:r>
+        <w:rPr>
+          <w:rFonts w:ascii="Calibri" w:cs="Calibri" w:eastAsia="Calibri" w:hAnsi="Calibri"/>
+          <w:b/>
+          <w:bCs/>
+          <w:i/>
+          <w:iCs/>
+          <w:color w:val="5A6570"/>
+          <w:sz w:val="18"/>
+          <w:szCs w:val="18"/>
+        </w:rPr>
+        <w:t xml:space="preserve">Habilidades imprescindibles: </w:t>
+      </w:r>
+      <w:r>
+        <w:rPr>
+          <w:rFonts w:ascii="Calibri" w:cs="Calibri" w:eastAsia="Calibri" w:hAnsi="Calibri"/>
+          <w:i/>
+          <w:iCs/>
+          <w:color w:val="5A6570"/>
+          <w:sz w:val="18"/>
+          <w:szCs w:val="18"/>
+        </w:rPr>
+        <w:t xml:space="preserve">Perfilamiento, Anticipación, Comunicación, Pase, Activación, Temporización, Conducción, Control orientado. — se reparten entre los dos ejercicios principales de la sesión al construir el microciclo.</w:t>
+      </w:r>
+    </w:p>
+    <w:p>
+      <w:pPr>
         <w:spacing w:after="60" w:before="160"/>
       </w:pPr>
       <w:r>
@@ -1821,7 +2241,7 @@
           <w:left w:val="single" w:color="C79A3C" w:sz="24" w:space="8"/>
         </w:pBdr>
         <w:shd w:fill="F2F5F0" w:val="clear"/>
-        <w:spacing w:after="140" w:before="100" w:line="300"/>
+        <w:spacing w:after="40" w:before="100" w:line="300"/>
         <w:ind w:left="160"/>
         <w:jc w:val="both"/>
       </w:pPr>
@@ -1870,7 +2290,7 @@
           <w:left w:val="single" w:color="C79A3C" w:sz="24" w:space="8"/>
         </w:pBdr>
         <w:shd w:fill="F2F5F0" w:val="clear"/>
-        <w:spacing w:after="140" w:before="100" w:line="300"/>
+        <w:spacing w:after="40" w:before="100" w:line="300"/>
         <w:ind w:left="160"/>
         <w:jc w:val="both"/>
       </w:pPr>
@@ -1936,7 +2356,7 @@
           <w:left w:val="single" w:color="C79A3C" w:sz="24" w:space="8"/>
         </w:pBdr>
         <w:shd w:fill="F2F5F0" w:val="clear"/>
-        <w:spacing w:after="140" w:before="100" w:line="300"/>
+        <w:spacing w:after="40" w:before="100" w:line="300"/>
         <w:ind w:left="160"/>
         <w:jc w:val="both"/>
       </w:pPr>
@@ -1967,7 +2387,77 @@
           <w:left w:val="single" w:color="C79A3C" w:sz="24" w:space="8"/>
         </w:pBdr>
         <w:shd w:fill="F2F5F0" w:val="clear"/>
-        <w:spacing w:after="140" w:before="100" w:line="300"/>
+        <w:spacing w:after="40" w:line="280"/>
+        <w:ind w:left="160"/>
+        <w:jc w:val="both"/>
+      </w:pPr>
+      <w:r>
+        <w:rPr>
+          <w:rFonts w:ascii="Calibri" w:cs="Calibri" w:eastAsia="Calibri" w:hAnsi="Calibri"/>
+          <w:b/>
+          <w:bCs/>
+          <w:i/>
+          <w:iCs/>
+          <w:color w:val="5A6570"/>
+          <w:sz w:val="18"/>
+          <w:szCs w:val="18"/>
+        </w:rPr>
+        <w:t xml:space="preserve">Sub-subprincipios de esta sesión: </w:t>
+      </w:r>
+      <w:r>
+        <w:rPr>
+          <w:rFonts w:ascii="Calibri" w:cs="Calibri" w:eastAsia="Calibri" w:hAnsi="Calibri"/>
+          <w:i/>
+          <w:iCs/>
+          <w:color w:val="5A6570"/>
+          <w:sz w:val="18"/>
+          <w:szCs w:val="18"/>
+        </w:rPr>
+        <w:t xml:space="preserve">1.1.1–1.1.10 (Defensa organizada, zona Finalización); 1.1.7–1.1.8 (Transición defensa-ataque, zona Finalización).</w:t>
+      </w:r>
+    </w:p>
+    <w:p>
+      <w:pPr>
+        <w:pBdr>
+          <w:left w:val="single" w:color="C79A3C" w:sz="24" w:space="8"/>
+        </w:pBdr>
+        <w:shd w:fill="F2F5F0" w:val="clear"/>
+        <w:spacing w:after="160" w:line="280"/>
+        <w:ind w:left="160"/>
+        <w:jc w:val="both"/>
+      </w:pPr>
+      <w:r>
+        <w:rPr>
+          <w:rFonts w:ascii="Calibri" w:cs="Calibri" w:eastAsia="Calibri" w:hAnsi="Calibri"/>
+          <w:b/>
+          <w:bCs/>
+          <w:i/>
+          <w:iCs/>
+          <w:color w:val="5A6570"/>
+          <w:sz w:val="18"/>
+          <w:szCs w:val="18"/>
+        </w:rPr>
+        <w:t xml:space="preserve">Habilidades imprescindibles: </w:t>
+      </w:r>
+      <w:r>
+        <w:rPr>
+          <w:rFonts w:ascii="Calibri" w:cs="Calibri" w:eastAsia="Calibri" w:hAnsi="Calibri"/>
+          <w:i/>
+          <w:iCs/>
+          <w:color w:val="5A6570"/>
+          <w:sz w:val="18"/>
+          <w:szCs w:val="18"/>
+        </w:rPr>
+        <w:t xml:space="preserve">Activación, Perfilamiento, Anticipación, Carga, Comunicación, Temporización. — se reparten entre los dos ejercicios principales de la sesión al construir el microciclo.</w:t>
+      </w:r>
+    </w:p>
+    <w:p>
+      <w:pPr>
+        <w:pBdr>
+          <w:left w:val="single" w:color="C79A3C" w:sz="24" w:space="8"/>
+        </w:pBdr>
+        <w:shd w:fill="F2F5F0" w:val="clear"/>
+        <w:spacing w:after="40" w:before="100" w:line="300"/>
         <w:ind w:left="160"/>
         <w:jc w:val="both"/>
       </w:pPr>
@@ -1994,6 +2484,76 @@
     </w:p>
     <w:p>
       <w:pPr>
+        <w:pBdr>
+          <w:left w:val="single" w:color="C79A3C" w:sz="24" w:space="8"/>
+        </w:pBdr>
+        <w:shd w:fill="F2F5F0" w:val="clear"/>
+        <w:spacing w:after="40" w:line="280"/>
+        <w:ind w:left="160"/>
+        <w:jc w:val="both"/>
+      </w:pPr>
+      <w:r>
+        <w:rPr>
+          <w:rFonts w:ascii="Calibri" w:cs="Calibri" w:eastAsia="Calibri" w:hAnsi="Calibri"/>
+          <w:b/>
+          <w:bCs/>
+          <w:i/>
+          <w:iCs/>
+          <w:color w:val="5A6570"/>
+          <w:sz w:val="18"/>
+          <w:szCs w:val="18"/>
+        </w:rPr>
+        <w:t xml:space="preserve">Sub-subprincipios de esta sesión: </w:t>
+      </w:r>
+      <w:r>
+        <w:rPr>
+          <w:rFonts w:ascii="Calibri" w:cs="Calibri" w:eastAsia="Calibri" w:hAnsi="Calibri"/>
+          <w:i/>
+          <w:iCs/>
+          <w:color w:val="5A6570"/>
+          <w:sz w:val="18"/>
+          <w:szCs w:val="18"/>
+        </w:rPr>
+        <w:t xml:space="preserve">1.1.1–1.1.12 (Ataque organizado, condicional — solo si llegada por banda o rival replegado); 1.1.1 (Transición ataque-defensa, zona Finalización).</w:t>
+      </w:r>
+    </w:p>
+    <w:p>
+      <w:pPr>
+        <w:pBdr>
+          <w:left w:val="single" w:color="C79A3C" w:sz="24" w:space="8"/>
+        </w:pBdr>
+        <w:shd w:fill="F2F5F0" w:val="clear"/>
+        <w:spacing w:after="160" w:line="280"/>
+        <w:ind w:left="160"/>
+        <w:jc w:val="both"/>
+      </w:pPr>
+      <w:r>
+        <w:rPr>
+          <w:rFonts w:ascii="Calibri" w:cs="Calibri" w:eastAsia="Calibri" w:hAnsi="Calibri"/>
+          <w:b/>
+          <w:bCs/>
+          <w:i/>
+          <w:iCs/>
+          <w:color w:val="5A6570"/>
+          <w:sz w:val="18"/>
+          <w:szCs w:val="18"/>
+        </w:rPr>
+        <w:t xml:space="preserve">Habilidades imprescindibles: </w:t>
+      </w:r>
+      <w:r>
+        <w:rPr>
+          <w:rFonts w:ascii="Calibri" w:cs="Calibri" w:eastAsia="Calibri" w:hAnsi="Calibri"/>
+          <w:i/>
+          <w:iCs/>
+          <w:color w:val="5A6570"/>
+          <w:sz w:val="18"/>
+          <w:szCs w:val="18"/>
+        </w:rPr>
+        <w:t xml:space="preserve">Perfilamiento, Anticipación, Comunicación, Pase, Activación, Temporización, Conducción, Control orientado. — se reparten entre los dos ejercicios principales de la sesión al construir el microciclo.</w:t>
+      </w:r>
+    </w:p>
+    <w:p>
+      <w:pPr>
         <w:spacing w:after="60" w:before="160"/>
       </w:pPr>
       <w:r>
@@ -2016,7 +2576,7 @@
           <w:left w:val="single" w:color="C79A3C" w:sz="24" w:space="8"/>
         </w:pBdr>
         <w:shd w:fill="F2F5F0" w:val="clear"/>
-        <w:spacing w:after="140" w:before="100" w:line="300"/>
+        <w:spacing w:after="40" w:before="100" w:line="300"/>
         <w:ind w:left="160"/>
         <w:jc w:val="both"/>
       </w:pPr>
@@ -2065,7 +2625,7 @@
           <w:left w:val="single" w:color="C79A3C" w:sz="24" w:space="8"/>
         </w:pBdr>
         <w:shd w:fill="F2F5F0" w:val="clear"/>
-        <w:spacing w:after="140" w:before="100" w:line="300"/>
+        <w:spacing w:after="40" w:before="100" w:line="300"/>
         <w:ind w:left="160"/>
         <w:jc w:val="both"/>
       </w:pPr>
@@ -2190,7 +2750,7 @@
           <w:left w:val="single" w:color="C79A3C" w:sz="24" w:space="8"/>
         </w:pBdr>
         <w:shd w:fill="F2F5F0" w:val="clear"/>
-        <w:spacing w:after="140" w:before="100" w:line="300"/>
+        <w:spacing w:after="40" w:before="100" w:line="300"/>
         <w:ind w:left="160"/>
         <w:jc w:val="both"/>
       </w:pPr>
@@ -2217,6 +2777,76 @@
     </w:p>
     <w:p>
       <w:pPr>
+        <w:pBdr>
+          <w:left w:val="single" w:color="C79A3C" w:sz="24" w:space="8"/>
+        </w:pBdr>
+        <w:shd w:fill="F2F5F0" w:val="clear"/>
+        <w:spacing w:after="40" w:line="280"/>
+        <w:ind w:left="160"/>
+        <w:jc w:val="both"/>
+      </w:pPr>
+      <w:r>
+        <w:rPr>
+          <w:rFonts w:ascii="Calibri" w:cs="Calibri" w:eastAsia="Calibri" w:hAnsi="Calibri"/>
+          <w:b/>
+          <w:bCs/>
+          <w:i/>
+          <w:iCs/>
+          <w:color w:val="5A6570"/>
+          <w:sz w:val="18"/>
+          <w:szCs w:val="18"/>
+        </w:rPr>
+        <w:t xml:space="preserve">Sub-subprincipios de esta sesión: </w:t>
+      </w:r>
+      <w:r>
+        <w:rPr>
+          <w:rFonts w:ascii="Calibri" w:cs="Calibri" w:eastAsia="Calibri" w:hAnsi="Calibri"/>
+          <w:i/>
+          <w:iCs/>
+          <w:color w:val="5A6570"/>
+          <w:sz w:val="18"/>
+          <w:szCs w:val="18"/>
+        </w:rPr>
+        <w:t xml:space="preserve">1.2.1–1.2.5 (Defensa organizada); 2.1.1–2.1.7 (Transición defensa-ataque, robo a lateral, zona Creación Propia); 2.2.1–2.2.5 (Transición defensa-ataque, robo a central, zona Creación Propia/Creación Rival).</w:t>
+      </w:r>
+    </w:p>
+    <w:p>
+      <w:pPr>
+        <w:pBdr>
+          <w:left w:val="single" w:color="C79A3C" w:sz="24" w:space="8"/>
+        </w:pBdr>
+        <w:shd w:fill="F2F5F0" w:val="clear"/>
+        <w:spacing w:after="160" w:line="280"/>
+        <w:ind w:left="160"/>
+        <w:jc w:val="both"/>
+      </w:pPr>
+      <w:r>
+        <w:rPr>
+          <w:rFonts w:ascii="Calibri" w:cs="Calibri" w:eastAsia="Calibri" w:hAnsi="Calibri"/>
+          <w:b/>
+          <w:bCs/>
+          <w:i/>
+          <w:iCs/>
+          <w:color w:val="5A6570"/>
+          <w:sz w:val="18"/>
+          <w:szCs w:val="18"/>
+        </w:rPr>
+        <w:t xml:space="preserve">Habilidades imprescindibles: </w:t>
+      </w:r>
+      <w:r>
+        <w:rPr>
+          <w:rFonts w:ascii="Calibri" w:cs="Calibri" w:eastAsia="Calibri" w:hAnsi="Calibri"/>
+          <w:i/>
+          <w:iCs/>
+          <w:color w:val="5A6570"/>
+          <w:sz w:val="18"/>
+          <w:szCs w:val="18"/>
+        </w:rPr>
+        <w:t xml:space="preserve">Activación, Anticipación, Temporización, Perfilamiento, Conducción, Protección de balón, Control orientado, Pase. — se reparten entre los dos ejercicios principales de la sesión al construir el microciclo.</w:t>
+      </w:r>
+    </w:p>
+    <w:p>
+      <w:pPr>
         <w:spacing w:after="60" w:before="160"/>
       </w:pPr>
       <w:r>
@@ -2239,7 +2869,7 @@
           <w:left w:val="single" w:color="C79A3C" w:sz="24" w:space="8"/>
         </w:pBdr>
         <w:shd w:fill="F2F5F0" w:val="clear"/>
-        <w:spacing w:after="140" w:before="100" w:line="300"/>
+        <w:spacing w:after="40" w:before="100" w:line="300"/>
         <w:ind w:left="160"/>
         <w:jc w:val="both"/>
       </w:pPr>
@@ -2266,6 +2896,76 @@
     </w:p>
     <w:p>
       <w:pPr>
+        <w:pBdr>
+          <w:left w:val="single" w:color="C79A3C" w:sz="24" w:space="8"/>
+        </w:pBdr>
+        <w:shd w:fill="F2F5F0" w:val="clear"/>
+        <w:spacing w:after="40" w:line="280"/>
+        <w:ind w:left="160"/>
+        <w:jc w:val="both"/>
+      </w:pPr>
+      <w:r>
+        <w:rPr>
+          <w:rFonts w:ascii="Calibri" w:cs="Calibri" w:eastAsia="Calibri" w:hAnsi="Calibri"/>
+          <w:b/>
+          <w:bCs/>
+          <w:i/>
+          <w:iCs/>
+          <w:color w:val="5A6570"/>
+          <w:sz w:val="18"/>
+          <w:szCs w:val="18"/>
+        </w:rPr>
+        <w:t xml:space="preserve">Sub-subprincipios de esta sesión: </w:t>
+      </w:r>
+      <w:r>
+        <w:rPr>
+          <w:rFonts w:ascii="Calibri" w:cs="Calibri" w:eastAsia="Calibri" w:hAnsi="Calibri"/>
+          <w:i/>
+          <w:iCs/>
+          <w:color w:val="5A6570"/>
+          <w:sz w:val="18"/>
+          <w:szCs w:val="18"/>
+        </w:rPr>
+        <w:t xml:space="preserve">1.4.1–1.4.5 (Ataque organizado, tercer hombre); 1.5.1–1.5.4 (Ataque organizado, paredes); 1.2.1–1.2.3 (Transición ataque-defensa, abandonar presión); 1.3.1–1.3.3 (Transición ataque-defensa, riesgo asumido vs. error no forzado); 1.4.1–1.4.2 (Transición ataque-defensa, comunicar la pérdida).</w:t>
+      </w:r>
+    </w:p>
+    <w:p>
+      <w:pPr>
+        <w:pBdr>
+          <w:left w:val="single" w:color="C79A3C" w:sz="24" w:space="8"/>
+        </w:pBdr>
+        <w:shd w:fill="F2F5F0" w:val="clear"/>
+        <w:spacing w:after="160" w:line="280"/>
+        <w:ind w:left="160"/>
+        <w:jc w:val="both"/>
+      </w:pPr>
+      <w:r>
+        <w:rPr>
+          <w:rFonts w:ascii="Calibri" w:cs="Calibri" w:eastAsia="Calibri" w:hAnsi="Calibri"/>
+          <w:b/>
+          <w:bCs/>
+          <w:i/>
+          <w:iCs/>
+          <w:color w:val="5A6570"/>
+          <w:sz w:val="18"/>
+          <w:szCs w:val="18"/>
+        </w:rPr>
+        <w:t xml:space="preserve">Habilidades imprescindibles: </w:t>
+      </w:r>
+      <w:r>
+        <w:rPr>
+          <w:rFonts w:ascii="Calibri" w:cs="Calibri" w:eastAsia="Calibri" w:hAnsi="Calibri"/>
+          <w:i/>
+          <w:iCs/>
+          <w:color w:val="5A6570"/>
+          <w:sz w:val="18"/>
+          <w:szCs w:val="18"/>
+        </w:rPr>
+        <w:t xml:space="preserve">Perfilamiento, Pase, Control orientado, Anticipación, Activación, Temporización, Comunicación. — se reparten entre los dos ejercicios principales de la sesión al construir el microciclo.</w:t>
+      </w:r>
+    </w:p>
+    <w:p>
+      <w:pPr>
         <w:spacing w:after="60" w:before="160"/>
       </w:pPr>
       <w:r>
@@ -2288,7 +2988,7 @@
           <w:left w:val="single" w:color="C79A3C" w:sz="24" w:space="8"/>
         </w:pBdr>
         <w:shd w:fill="F2F5F0" w:val="clear"/>
-        <w:spacing w:after="140" w:before="100" w:line="300"/>
+        <w:spacing w:after="40" w:before="100" w:line="300"/>
         <w:ind w:left="160"/>
         <w:jc w:val="both"/>
       </w:pPr>
@@ -2337,7 +3037,7 @@
           <w:left w:val="single" w:color="C79A3C" w:sz="24" w:space="8"/>
         </w:pBdr>
         <w:shd w:fill="F2F5F0" w:val="clear"/>
-        <w:spacing w:after="140" w:before="100" w:line="300"/>
+        <w:spacing w:after="40" w:before="100" w:line="300"/>
         <w:ind w:left="160"/>
         <w:jc w:val="both"/>
       </w:pPr>
@@ -2386,7 +3086,7 @@
           <w:left w:val="single" w:color="C79A3C" w:sz="24" w:space="8"/>
         </w:pBdr>
         <w:shd w:fill="F2F5F0" w:val="clear"/>
-        <w:spacing w:after="140" w:before="100" w:line="300"/>
+        <w:spacing w:after="40" w:before="100" w:line="300"/>
         <w:ind w:left="160"/>
         <w:jc w:val="both"/>
       </w:pPr>
@@ -2435,7 +3135,7 @@
           <w:left w:val="single" w:color="C79A3C" w:sz="24" w:space="8"/>
         </w:pBdr>
         <w:shd w:fill="F2F5F0" w:val="clear"/>
-        <w:spacing w:after="140" w:before="100" w:line="300"/>
+        <w:spacing w:after="40" w:before="100" w:line="300"/>
         <w:ind w:left="160"/>
         <w:jc w:val="both"/>
       </w:pPr>
@@ -2501,7 +3201,7 @@
           <w:left w:val="single" w:color="C79A3C" w:sz="24" w:space="8"/>
         </w:pBdr>
         <w:shd w:fill="F2F5F0" w:val="clear"/>
-        <w:spacing w:after="140" w:before="100" w:line="300"/>
+        <w:spacing w:after="40" w:before="100" w:line="300"/>
         <w:ind w:left="160"/>
         <w:jc w:val="both"/>
       </w:pPr>
@@ -2528,6 +3228,76 @@
     </w:p>
     <w:p>
       <w:pPr>
+        <w:pBdr>
+          <w:left w:val="single" w:color="C79A3C" w:sz="24" w:space="8"/>
+        </w:pBdr>
+        <w:shd w:fill="F2F5F0" w:val="clear"/>
+        <w:spacing w:after="40" w:line="280"/>
+        <w:ind w:left="160"/>
+        <w:jc w:val="both"/>
+      </w:pPr>
+      <w:r>
+        <w:rPr>
+          <w:rFonts w:ascii="Calibri" w:cs="Calibri" w:eastAsia="Calibri" w:hAnsi="Calibri"/>
+          <w:b/>
+          <w:bCs/>
+          <w:i/>
+          <w:iCs/>
+          <w:color w:val="5A6570"/>
+          <w:sz w:val="18"/>
+          <w:szCs w:val="18"/>
+        </w:rPr>
+        <w:t xml:space="preserve">Sub-subprincipios de esta sesión: </w:t>
+      </w:r>
+      <w:r>
+        <w:rPr>
+          <w:rFonts w:ascii="Calibri" w:cs="Calibri" w:eastAsia="Calibri" w:hAnsi="Calibri"/>
+          <w:i/>
+          <w:iCs/>
+          <w:color w:val="5A6570"/>
+          <w:sz w:val="18"/>
+          <w:szCs w:val="18"/>
+        </w:rPr>
+        <w:t xml:space="preserve">1.3.1–1.3.5 (Defensa organizada, superación por banda); 2.3.1–2.3.2 (Defensa organizada, interceptar); 2.1.8–2.1.11 (Transición defensa-ataque, robo a lateral, zona Creación Rival); 2.2.1–2.2.5 (Transición defensa-ataque, robo a central); 2.3.1–2.3.8 (Transición defensa-ataque, robo a último mediocentro).</w:t>
+      </w:r>
+    </w:p>
+    <w:p>
+      <w:pPr>
+        <w:pBdr>
+          <w:left w:val="single" w:color="C79A3C" w:sz="24" w:space="8"/>
+        </w:pBdr>
+        <w:shd w:fill="F2F5F0" w:val="clear"/>
+        <w:spacing w:after="160" w:line="280"/>
+        <w:ind w:left="160"/>
+        <w:jc w:val="both"/>
+      </w:pPr>
+      <w:r>
+        <w:rPr>
+          <w:rFonts w:ascii="Calibri" w:cs="Calibri" w:eastAsia="Calibri" w:hAnsi="Calibri"/>
+          <w:b/>
+          <w:bCs/>
+          <w:i/>
+          <w:iCs/>
+          <w:color w:val="5A6570"/>
+          <w:sz w:val="18"/>
+          <w:szCs w:val="18"/>
+        </w:rPr>
+        <w:t xml:space="preserve">Habilidades imprescindibles: </w:t>
+      </w:r>
+      <w:r>
+        <w:rPr>
+          <w:rFonts w:ascii="Calibri" w:cs="Calibri" w:eastAsia="Calibri" w:hAnsi="Calibri"/>
+          <w:i/>
+          <w:iCs/>
+          <w:color w:val="5A6570"/>
+          <w:sz w:val="18"/>
+          <w:szCs w:val="18"/>
+        </w:rPr>
+        <w:t xml:space="preserve">Activación, Perfilamiento, Anticipación, Temporización, Pase, Protección de balón, Control orientado, Conducción. — se reparten entre los dos ejercicios principales de la sesión al construir el microciclo.</w:t>
+      </w:r>
+    </w:p>
+    <w:p>
+      <w:pPr>
         <w:spacing w:after="60" w:before="160"/>
       </w:pPr>
       <w:r>
@@ -2550,7 +3320,7 @@
           <w:left w:val="single" w:color="C79A3C" w:sz="24" w:space="8"/>
         </w:pBdr>
         <w:shd w:fill="F2F5F0" w:val="clear"/>
-        <w:spacing w:after="140" w:before="100" w:line="300"/>
+        <w:spacing w:after="40" w:before="100" w:line="300"/>
         <w:ind w:left="160"/>
         <w:jc w:val="both"/>
       </w:pPr>
@@ -2577,6 +3347,76 @@
     </w:p>
     <w:p>
       <w:pPr>
+        <w:pBdr>
+          <w:left w:val="single" w:color="C79A3C" w:sz="24" w:space="8"/>
+        </w:pBdr>
+        <w:shd w:fill="F2F5F0" w:val="clear"/>
+        <w:spacing w:after="40" w:line="280"/>
+        <w:ind w:left="160"/>
+        <w:jc w:val="both"/>
+      </w:pPr>
+      <w:r>
+        <w:rPr>
+          <w:rFonts w:ascii="Calibri" w:cs="Calibri" w:eastAsia="Calibri" w:hAnsi="Calibri"/>
+          <w:b/>
+          <w:bCs/>
+          <w:i/>
+          <w:iCs/>
+          <w:color w:val="5A6570"/>
+          <w:sz w:val="18"/>
+          <w:szCs w:val="18"/>
+        </w:rPr>
+        <w:t xml:space="preserve">Sub-subprincipios de esta sesión: </w:t>
+      </w:r>
+      <w:r>
+        <w:rPr>
+          <w:rFonts w:ascii="Calibri" w:cs="Calibri" w:eastAsia="Calibri" w:hAnsi="Calibri"/>
+          <w:i/>
+          <w:iCs/>
+          <w:color w:val="5A6570"/>
+          <w:sz w:val="18"/>
+          <w:szCs w:val="18"/>
+        </w:rPr>
+        <w:t xml:space="preserve">1.4.1–1.4.5 (Ataque organizado, tercer hombre); 1.7.1 (Ataque organizado, llegar rápido a Finalización); 2.1.1–2.1.7 (Ataque organizado, superioridad interior); 2.2.1–2.2.3 (Ataque organizado, trasladar a banda alejada); 1.2.1–1.2.3, 1.3.1–1.3.3, 1.4.1–1.4.2 (Transición ataque-defensa).</w:t>
+      </w:r>
+    </w:p>
+    <w:p>
+      <w:pPr>
+        <w:pBdr>
+          <w:left w:val="single" w:color="C79A3C" w:sz="24" w:space="8"/>
+        </w:pBdr>
+        <w:shd w:fill="F2F5F0" w:val="clear"/>
+        <w:spacing w:after="160" w:line="280"/>
+        <w:ind w:left="160"/>
+        <w:jc w:val="both"/>
+      </w:pPr>
+      <w:r>
+        <w:rPr>
+          <w:rFonts w:ascii="Calibri" w:cs="Calibri" w:eastAsia="Calibri" w:hAnsi="Calibri"/>
+          <w:b/>
+          <w:bCs/>
+          <w:i/>
+          <w:iCs/>
+          <w:color w:val="5A6570"/>
+          <w:sz w:val="18"/>
+          <w:szCs w:val="18"/>
+        </w:rPr>
+        <w:t xml:space="preserve">Habilidades imprescindibles: </w:t>
+      </w:r>
+      <w:r>
+        <w:rPr>
+          <w:rFonts w:ascii="Calibri" w:cs="Calibri" w:eastAsia="Calibri" w:hAnsi="Calibri"/>
+          <w:i/>
+          <w:iCs/>
+          <w:color w:val="5A6570"/>
+          <w:sz w:val="18"/>
+          <w:szCs w:val="18"/>
+        </w:rPr>
+        <w:t xml:space="preserve">Perfilamiento, Pase, Control orientado, Anticipación, Activación, Temporización, Comunicación. — se reparten entre los dos ejercicios principales de la sesión al construir el microciclo.</w:t>
+      </w:r>
+    </w:p>
+    <w:p>
+      <w:pPr>
         <w:spacing w:after="60" w:before="160"/>
       </w:pPr>
       <w:r>
@@ -2599,7 +3439,7 @@
           <w:left w:val="single" w:color="C79A3C" w:sz="24" w:space="8"/>
         </w:pBdr>
         <w:shd w:fill="F2F5F0" w:val="clear"/>
-        <w:spacing w:after="140" w:before="100" w:line="300"/>
+        <w:spacing w:after="40" w:before="100" w:line="300"/>
         <w:ind w:left="160"/>
         <w:jc w:val="both"/>
       </w:pPr>
@@ -2648,7 +3488,7 @@
           <w:left w:val="single" w:color="C79A3C" w:sz="24" w:space="8"/>
         </w:pBdr>
         <w:shd w:fill="F2F5F0" w:val="clear"/>
-        <w:spacing w:after="140" w:before="100" w:line="300"/>
+        <w:spacing w:after="40" w:before="100" w:line="300"/>
         <w:ind w:left="160"/>
         <w:jc w:val="both"/>
       </w:pPr>
@@ -2697,7 +3537,7 @@
           <w:left w:val="single" w:color="C79A3C" w:sz="24" w:space="8"/>
         </w:pBdr>
         <w:shd w:fill="F2F5F0" w:val="clear"/>
-        <w:spacing w:after="140" w:before="100" w:line="300"/>
+        <w:spacing w:after="40" w:before="100" w:line="300"/>
         <w:ind w:left="160"/>
         <w:jc w:val="both"/>
       </w:pPr>
@@ -2746,7 +3586,7 @@
           <w:left w:val="single" w:color="C79A3C" w:sz="24" w:space="8"/>
         </w:pBdr>
         <w:shd w:fill="F2F5F0" w:val="clear"/>
-        <w:spacing w:after="140" w:before="100" w:line="300"/>
+        <w:spacing w:after="40" w:before="100" w:line="300"/>
         <w:ind w:left="160"/>
         <w:jc w:val="both"/>
       </w:pPr>
@@ -2812,7 +3652,7 @@
           <w:left w:val="single" w:color="C79A3C" w:sz="24" w:space="8"/>
         </w:pBdr>
         <w:shd w:fill="F2F5F0" w:val="clear"/>
-        <w:spacing w:after="140" w:before="100" w:line="300"/>
+        <w:spacing w:after="40" w:before="100" w:line="300"/>
         <w:ind w:left="160"/>
         <w:jc w:val="both"/>
       </w:pPr>
@@ -2839,6 +3679,76 @@
     </w:p>
     <w:p>
       <w:pPr>
+        <w:pBdr>
+          <w:left w:val="single" w:color="C79A3C" w:sz="24" w:space="8"/>
+        </w:pBdr>
+        <w:shd w:fill="F2F5F0" w:val="clear"/>
+        <w:spacing w:after="40" w:line="280"/>
+        <w:ind w:left="160"/>
+        <w:jc w:val="both"/>
+      </w:pPr>
+      <w:r>
+        <w:rPr>
+          <w:rFonts w:ascii="Calibri" w:cs="Calibri" w:eastAsia="Calibri" w:hAnsi="Calibri"/>
+          <w:b/>
+          <w:bCs/>
+          <w:i/>
+          <w:iCs/>
+          <w:color w:val="5A6570"/>
+          <w:sz w:val="18"/>
+          <w:szCs w:val="18"/>
+        </w:rPr>
+        <w:t xml:space="preserve">Sub-subprincipios de esta sesión: </w:t>
+      </w:r>
+      <w:r>
+        <w:rPr>
+          <w:rFonts w:ascii="Calibri" w:cs="Calibri" w:eastAsia="Calibri" w:hAnsi="Calibri"/>
+          <w:i/>
+          <w:iCs/>
+          <w:color w:val="5A6570"/>
+          <w:sz w:val="18"/>
+          <w:szCs w:val="18"/>
+        </w:rPr>
+        <w:t xml:space="preserve">1.3.6–1.3.11 (Defensa organizada, superación por banda en Iniciación); 1.6.1–1.6.4 (Defensa organizada, línea de fuera de juego).</w:t>
+      </w:r>
+    </w:p>
+    <w:p>
+      <w:pPr>
+        <w:pBdr>
+          <w:left w:val="single" w:color="C79A3C" w:sz="24" w:space="8"/>
+        </w:pBdr>
+        <w:shd w:fill="F2F5F0" w:val="clear"/>
+        <w:spacing w:after="160" w:line="280"/>
+        <w:ind w:left="160"/>
+        <w:jc w:val="both"/>
+      </w:pPr>
+      <w:r>
+        <w:rPr>
+          <w:rFonts w:ascii="Calibri" w:cs="Calibri" w:eastAsia="Calibri" w:hAnsi="Calibri"/>
+          <w:b/>
+          <w:bCs/>
+          <w:i/>
+          <w:iCs/>
+          <w:color w:val="5A6570"/>
+          <w:sz w:val="18"/>
+          <w:szCs w:val="18"/>
+        </w:rPr>
+        <w:t xml:space="preserve">Habilidades imprescindibles: </w:t>
+      </w:r>
+      <w:r>
+        <w:rPr>
+          <w:rFonts w:ascii="Calibri" w:cs="Calibri" w:eastAsia="Calibri" w:hAnsi="Calibri"/>
+          <w:i/>
+          <w:iCs/>
+          <w:color w:val="5A6570"/>
+          <w:sz w:val="18"/>
+          <w:szCs w:val="18"/>
+        </w:rPr>
+        <w:t xml:space="preserve">Activación, Temporización, Anticipación, Comunicación. — se reparten entre los dos ejercicios principales de la sesión al construir el microciclo.</w:t>
+      </w:r>
+    </w:p>
+    <w:p>
+      <w:pPr>
         <w:spacing w:after="60" w:before="160"/>
       </w:pPr>
       <w:r>
@@ -2861,7 +3771,7 @@
           <w:left w:val="single" w:color="C79A3C" w:sz="24" w:space="8"/>
         </w:pBdr>
         <w:shd w:fill="F2F5F0" w:val="clear"/>
-        <w:spacing w:after="140" w:before="100" w:line="300"/>
+        <w:spacing w:after="40" w:before="100" w:line="300"/>
         <w:ind w:left="160"/>
         <w:jc w:val="both"/>
       </w:pPr>
@@ -2888,6 +3798,76 @@
     </w:p>
     <w:p>
       <w:pPr>
+        <w:pBdr>
+          <w:left w:val="single" w:color="C79A3C" w:sz="24" w:space="8"/>
+        </w:pBdr>
+        <w:shd w:fill="F2F5F0" w:val="clear"/>
+        <w:spacing w:after="40" w:line="280"/>
+        <w:ind w:left="160"/>
+        <w:jc w:val="both"/>
+      </w:pPr>
+      <w:r>
+        <w:rPr>
+          <w:rFonts w:ascii="Calibri" w:cs="Calibri" w:eastAsia="Calibri" w:hAnsi="Calibri"/>
+          <w:b/>
+          <w:bCs/>
+          <w:i/>
+          <w:iCs/>
+          <w:color w:val="5A6570"/>
+          <w:sz w:val="18"/>
+          <w:szCs w:val="18"/>
+        </w:rPr>
+        <w:t xml:space="preserve">Sub-subprincipios de esta sesión: </w:t>
+      </w:r>
+      <w:r>
+        <w:rPr>
+          <w:rFonts w:ascii="Calibri" w:cs="Calibri" w:eastAsia="Calibri" w:hAnsi="Calibri"/>
+          <w:i/>
+          <w:iCs/>
+          <w:color w:val="5A6570"/>
+          <w:sz w:val="18"/>
+          <w:szCs w:val="18"/>
+        </w:rPr>
+        <w:t xml:space="preserve">1.2.1, 1.2.3–1.2.5 (Ataque organizado, ventaja de recepción); 1.3.1–1.3.3 (Ataque organizado, conducción); 1.1.10–1.1.12 (Transición ataque-defensa, consolidación en Iniciación).</w:t>
+      </w:r>
+    </w:p>
+    <w:p>
+      <w:pPr>
+        <w:pBdr>
+          <w:left w:val="single" w:color="C79A3C" w:sz="24" w:space="8"/>
+        </w:pBdr>
+        <w:shd w:fill="F2F5F0" w:val="clear"/>
+        <w:spacing w:after="160" w:line="280"/>
+        <w:ind w:left="160"/>
+        <w:jc w:val="both"/>
+      </w:pPr>
+      <w:r>
+        <w:rPr>
+          <w:rFonts w:ascii="Calibri" w:cs="Calibri" w:eastAsia="Calibri" w:hAnsi="Calibri"/>
+          <w:b/>
+          <w:bCs/>
+          <w:i/>
+          <w:iCs/>
+          <w:color w:val="5A6570"/>
+          <w:sz w:val="18"/>
+          <w:szCs w:val="18"/>
+        </w:rPr>
+        <w:t xml:space="preserve">Habilidades imprescindibles: </w:t>
+      </w:r>
+      <w:r>
+        <w:rPr>
+          <w:rFonts w:ascii="Calibri" w:cs="Calibri" w:eastAsia="Calibri" w:hAnsi="Calibri"/>
+          <w:i/>
+          <w:iCs/>
+          <w:color w:val="5A6570"/>
+          <w:sz w:val="18"/>
+          <w:szCs w:val="18"/>
+        </w:rPr>
+        <w:t xml:space="preserve">Perfilamiento, Pase, Anticipación, Activación, Temporización, Conducción, Comunicación. — se reparten entre los dos ejercicios principales de la sesión al construir el microciclo.</w:t>
+      </w:r>
+    </w:p>
+    <w:p>
+      <w:pPr>
         <w:spacing w:after="60" w:before="160"/>
       </w:pPr>
       <w:r>
@@ -2910,7 +3890,7 @@
           <w:left w:val="single" w:color="C79A3C" w:sz="24" w:space="8"/>
         </w:pBdr>
         <w:shd w:fill="F2F5F0" w:val="clear"/>
-        <w:spacing w:after="140" w:before="100" w:line="300"/>
+        <w:spacing w:after="40" w:before="100" w:line="300"/>
         <w:ind w:left="160"/>
         <w:jc w:val="both"/>
       </w:pPr>
@@ -2959,7 +3939,7 @@
           <w:left w:val="single" w:color="C79A3C" w:sz="24" w:space="8"/>
         </w:pBdr>
         <w:shd w:fill="F2F5F0" w:val="clear"/>
-        <w:spacing w:after="140" w:before="100" w:line="300"/>
+        <w:spacing w:after="40" w:before="100" w:line="300"/>
         <w:ind w:left="160"/>
         <w:jc w:val="both"/>
       </w:pPr>
@@ -3008,7 +3988,7 @@
           <w:left w:val="single" w:color="C79A3C" w:sz="24" w:space="8"/>
         </w:pBdr>
         <w:shd w:fill="F2F5F0" w:val="clear"/>
-        <w:spacing w:after="140" w:before="100" w:line="300"/>
+        <w:spacing w:after="40" w:before="100" w:line="300"/>
         <w:ind w:left="160"/>
         <w:jc w:val="both"/>
       </w:pPr>
@@ -3057,7 +4037,7 @@
           <w:left w:val="single" w:color="C79A3C" w:sz="24" w:space="8"/>
         </w:pBdr>
         <w:shd w:fill="F2F5F0" w:val="clear"/>
-        <w:spacing w:after="140" w:before="100" w:line="300"/>
+        <w:spacing w:after="40" w:before="100" w:line="300"/>
         <w:ind w:left="160"/>
         <w:jc w:val="both"/>
       </w:pPr>
@@ -3123,7 +4103,7 @@
           <w:left w:val="single" w:color="C79A3C" w:sz="24" w:space="8"/>
         </w:pBdr>
         <w:shd w:fill="F2F5F0" w:val="clear"/>
-        <w:spacing w:after="140" w:before="100" w:line="300"/>
+        <w:spacing w:after="40" w:before="100" w:line="300"/>
         <w:ind w:left="160"/>
         <w:jc w:val="both"/>
       </w:pPr>
@@ -3150,6 +4130,76 @@
     </w:p>
     <w:p>
       <w:pPr>
+        <w:pBdr>
+          <w:left w:val="single" w:color="C79A3C" w:sz="24" w:space="8"/>
+        </w:pBdr>
+        <w:shd w:fill="F2F5F0" w:val="clear"/>
+        <w:spacing w:after="40" w:line="280"/>
+        <w:ind w:left="160"/>
+        <w:jc w:val="both"/>
+      </w:pPr>
+      <w:r>
+        <w:rPr>
+          <w:rFonts w:ascii="Calibri" w:cs="Calibri" w:eastAsia="Calibri" w:hAnsi="Calibri"/>
+          <w:b/>
+          <w:bCs/>
+          <w:i/>
+          <w:iCs/>
+          <w:color w:val="5A6570"/>
+          <w:sz w:val="18"/>
+          <w:szCs w:val="18"/>
+        </w:rPr>
+        <w:t xml:space="preserve">Sub-subprincipios de esta sesión: </w:t>
+      </w:r>
+      <w:r>
+        <w:rPr>
+          <w:rFonts w:ascii="Calibri" w:cs="Calibri" w:eastAsia="Calibri" w:hAnsi="Calibri"/>
+          <w:i/>
+          <w:iCs/>
+          <w:color w:val="5A6570"/>
+          <w:sz w:val="18"/>
+          <w:szCs w:val="18"/>
+        </w:rPr>
+        <w:t xml:space="preserve">1.5.1 (Defensa organizada, inferioridad numérica en Finalización); 2.3.1–2.3.2 (Defensa organizada, interceptar); 2.1.12–2.1.13 (Transición defensa-ataque, ataque del centro).</w:t>
+      </w:r>
+    </w:p>
+    <w:p>
+      <w:pPr>
+        <w:pBdr>
+          <w:left w:val="single" w:color="C79A3C" w:sz="24" w:space="8"/>
+        </w:pBdr>
+        <w:shd w:fill="F2F5F0" w:val="clear"/>
+        <w:spacing w:after="160" w:line="280"/>
+        <w:ind w:left="160"/>
+        <w:jc w:val="both"/>
+      </w:pPr>
+      <w:r>
+        <w:rPr>
+          <w:rFonts w:ascii="Calibri" w:cs="Calibri" w:eastAsia="Calibri" w:hAnsi="Calibri"/>
+          <w:b/>
+          <w:bCs/>
+          <w:i/>
+          <w:iCs/>
+          <w:color w:val="5A6570"/>
+          <w:sz w:val="18"/>
+          <w:szCs w:val="18"/>
+        </w:rPr>
+        <w:t xml:space="preserve">Habilidades imprescindibles: </w:t>
+      </w:r>
+      <w:r>
+        <w:rPr>
+          <w:rFonts w:ascii="Calibri" w:cs="Calibri" w:eastAsia="Calibri" w:hAnsi="Calibri"/>
+          <w:i/>
+          <w:iCs/>
+          <w:color w:val="5A6570"/>
+          <w:sz w:val="18"/>
+          <w:szCs w:val="18"/>
+        </w:rPr>
+        <w:t xml:space="preserve">Temporización, Anticipación, Activación, Remate, Remate de cabeza. — se reparten entre los dos ejercicios principales de la sesión al construir el microciclo.</w:t>
+      </w:r>
+    </w:p>
+    <w:p>
+      <w:pPr>
         <w:spacing w:after="60" w:before="160"/>
       </w:pPr>
       <w:r>
@@ -3172,7 +4222,7 @@
           <w:left w:val="single" w:color="C79A3C" w:sz="24" w:space="8"/>
         </w:pBdr>
         <w:shd w:fill="F2F5F0" w:val="clear"/>
-        <w:spacing w:after="140" w:before="100" w:line="300"/>
+        <w:spacing w:after="40" w:before="100" w:line="300"/>
         <w:ind w:left="160"/>
         <w:jc w:val="both"/>
       </w:pPr>
@@ -3199,6 +4249,76 @@
     </w:p>
     <w:p>
       <w:pPr>
+        <w:pBdr>
+          <w:left w:val="single" w:color="C79A3C" w:sz="24" w:space="8"/>
+        </w:pBdr>
+        <w:shd w:fill="F2F5F0" w:val="clear"/>
+        <w:spacing w:after="40" w:line="280"/>
+        <w:ind w:left="160"/>
+        <w:jc w:val="both"/>
+      </w:pPr>
+      <w:r>
+        <w:rPr>
+          <w:rFonts w:ascii="Calibri" w:cs="Calibri" w:eastAsia="Calibri" w:hAnsi="Calibri"/>
+          <w:b/>
+          <w:bCs/>
+          <w:i/>
+          <w:iCs/>
+          <w:color w:val="5A6570"/>
+          <w:sz w:val="18"/>
+          <w:szCs w:val="18"/>
+        </w:rPr>
+        <w:t xml:space="preserve">Sub-subprincipios de esta sesión: </w:t>
+      </w:r>
+      <w:r>
+        <w:rPr>
+          <w:rFonts w:ascii="Calibri" w:cs="Calibri" w:eastAsia="Calibri" w:hAnsi="Calibri"/>
+          <w:i/>
+          <w:iCs/>
+          <w:color w:val="5A6570"/>
+          <w:sz w:val="18"/>
+          <w:szCs w:val="18"/>
+        </w:rPr>
+        <w:t xml:space="preserve">2.3.1–2.3.7 (Ataque organizado, resolver en Finalización); 1.2.1–1.2.3, 1.3.1–1.3.3, 1.4.1–1.4.2 (Transición ataque-defensa).</w:t>
+      </w:r>
+    </w:p>
+    <w:p>
+      <w:pPr>
+        <w:pBdr>
+          <w:left w:val="single" w:color="C79A3C" w:sz="24" w:space="8"/>
+        </w:pBdr>
+        <w:shd w:fill="F2F5F0" w:val="clear"/>
+        <w:spacing w:after="160" w:line="280"/>
+        <w:ind w:left="160"/>
+        <w:jc w:val="both"/>
+      </w:pPr>
+      <w:r>
+        <w:rPr>
+          <w:rFonts w:ascii="Calibri" w:cs="Calibri" w:eastAsia="Calibri" w:hAnsi="Calibri"/>
+          <w:b/>
+          <w:bCs/>
+          <w:i/>
+          <w:iCs/>
+          <w:color w:val="5A6570"/>
+          <w:sz w:val="18"/>
+          <w:szCs w:val="18"/>
+        </w:rPr>
+        <w:t xml:space="preserve">Habilidades imprescindibles: </w:t>
+      </w:r>
+      <w:r>
+        <w:rPr>
+          <w:rFonts w:ascii="Calibri" w:cs="Calibri" w:eastAsia="Calibri" w:hAnsi="Calibri"/>
+          <w:i/>
+          <w:iCs/>
+          <w:color w:val="5A6570"/>
+          <w:sz w:val="18"/>
+          <w:szCs w:val="18"/>
+        </w:rPr>
+        <w:t xml:space="preserve">Activación, Control orientado, Protección de balón, Comunicación, Anticipación, Pase, Conducción, Remate, Temporización. — se reparten entre los dos ejercicios principales de la sesión al construir el microciclo.</w:t>
+      </w:r>
+    </w:p>
+    <w:p>
+      <w:pPr>
         <w:spacing w:after="60" w:before="160"/>
       </w:pPr>
       <w:r>
@@ -3221,7 +4341,7 @@
           <w:left w:val="single" w:color="C79A3C" w:sz="24" w:space="8"/>
         </w:pBdr>
         <w:shd w:fill="F2F5F0" w:val="clear"/>
-        <w:spacing w:after="140" w:before="100" w:line="300"/>
+        <w:spacing w:after="40" w:before="100" w:line="300"/>
         <w:ind w:left="160"/>
         <w:jc w:val="both"/>
       </w:pPr>
@@ -3270,7 +4390,7 @@
           <w:left w:val="single" w:color="C79A3C" w:sz="24" w:space="8"/>
         </w:pBdr>
         <w:shd w:fill="F2F5F0" w:val="clear"/>
-        <w:spacing w:after="140" w:before="100" w:line="300"/>
+        <w:spacing w:after="40" w:before="100" w:line="300"/>
         <w:ind w:left="160"/>
         <w:jc w:val="both"/>
       </w:pPr>
@@ -3319,7 +4439,7 @@
           <w:left w:val="single" w:color="C79A3C" w:sz="24" w:space="8"/>
         </w:pBdr>
         <w:shd w:fill="F2F5F0" w:val="clear"/>
-        <w:spacing w:after="140" w:before="100" w:line="300"/>
+        <w:spacing w:after="40" w:before="100" w:line="300"/>
         <w:ind w:left="160"/>
         <w:jc w:val="both"/>
       </w:pPr>
@@ -3368,7 +4488,7 @@
           <w:left w:val="single" w:color="C79A3C" w:sz="24" w:space="8"/>
         </w:pBdr>
         <w:shd w:fill="F2F5F0" w:val="clear"/>
-        <w:spacing w:after="140" w:before="100" w:line="300"/>
+        <w:spacing w:after="40" w:before="100" w:line="300"/>
         <w:ind w:left="160"/>
         <w:jc w:val="both"/>
       </w:pPr>
